--- a/por/docx/26.content.docx
+++ b/por/docx/26.content.docx
@@ -19,7 +19,7 @@
         <w:rPr>
           <w:lang w:val="pt_PT" w:bidi="pt_PT"/>
         </w:rPr>
-        <w:t>Resource: Notas de Estudo - Introduções aos Livros (Tyndale)</w:t>
+        <w:t>Resource: Tyndale Open Study Notes</w:t>
       </w:r>
       <w:r>
         <w:rPr>
@@ -112,7 +112,7 @@
         <w:rPr>
           <w:lang w:val="pt_PT" w:bidi="pt_PT"/>
         </w:rPr>
-        <w:t>Notas de Estudo - Introduções aos Livros (Tyndale)</w:t>
+        <w:t>Tyndale Open Study Notes</w:t>
       </w:r>
     </w:p>
     <w:p>

--- a/por/docx/26.content.docx
+++ b/por/docx/26.content.docx
@@ -19,7 +19,7 @@
         <w:rPr>
           <w:lang w:val="pt_PT" w:bidi="pt_PT"/>
         </w:rPr>
-        <w:t>Resource: Tyndale Open Study Notes</w:t>
+        <w:t>Resource: Aquifer Open Study Notes (Book Intros)</w:t>
       </w:r>
       <w:r>
         <w:rPr>
@@ -112,7 +112,7 @@
         <w:rPr>
           <w:lang w:val="pt_PT" w:bidi="pt_PT"/>
         </w:rPr>
-        <w:t>Tyndale Open Study Notes</w:t>
+        <w:t>Aquifer Open Study Notes (Book Intros)</w:t>
       </w:r>
     </w:p>
     <w:p>

--- a/por/docx/26.content.docx
+++ b/por/docx/26.content.docx
@@ -258,18 +258,12 @@
         </w:rPr>
         <w:t>O livro de Ezequiel foi escrito da Babilônia durante os dias difíceis do exílio de Judá na Babilônia (605–538 a.C.). Os babilônios haviam capturado a capital Assíria de Nínive (612 a.C.), e o seu domínio foi completado com a derrota dos últimos Assírios que resistiram na batalha decisiva de Carquemis (605 a.C.). Naquele mesmo ano, os babilônios invadiram Judá e fizeram reféns das classes superiores e os levaram de volta para a Babilônia, incluindo Daniel e seus três amigos (</w:t>
       </w:r>
-      <w:hyperlink r:id="rId13">
-        <w:r>
-          <w:rPr>
-            <w:lang w:val="pt_PT" w:bidi="pt_PT"/>
-          </w:rPr>
-          <w:rPr>
-            <w:color w:val="0000EE"/>
-            <w:u w:val="single"/>
-          </w:rPr>
-          <w:t>Dn 1.1–5</w:t>
-        </w:r>
-      </w:hyperlink>
+      <w:r>
+        <w:rPr>
+          <w:lang w:val="pt_PT" w:bidi="pt_PT"/>
+        </w:rPr>
+        <w:t>Dn 1.1–5</w:t>
+      </w:r>
       <w:r>
         <w:rPr>
           <w:lang w:val="pt_PT" w:bidi="pt_PT"/>
@@ -318,18 +312,12 @@
         </w:rPr>
         <w:t>As primeiras visões de Ezequiel ocorreram na Babilônia em 593 a.C., quando ele tinha trinta anos (</w:t>
       </w:r>
-      <w:hyperlink r:id="rId14">
-        <w:r>
-          <w:rPr>
-            <w:lang w:val="pt_PT" w:bidi="pt_PT"/>
-          </w:rPr>
-          <w:rPr>
-            <w:color w:val="0000EE"/>
-            <w:u w:val="single"/>
-          </w:rPr>
-          <w:t>Ez 1.1–2</w:t>
-        </w:r>
-      </w:hyperlink>
+      <w:r>
+        <w:rPr>
+          <w:lang w:val="pt_PT" w:bidi="pt_PT"/>
+        </w:rPr>
+        <w:t>Ez 1.1–2</w:t>
+      </w:r>
       <w:r>
         <w:rPr>
           <w:lang w:val="pt_PT" w:bidi="pt_PT"/>
@@ -369,72 +357,48 @@
           <w:lang w:val="pt_PT" w:bidi="pt_PT"/>
         </w:rPr>
       </w:r>
-      <w:hyperlink r:id="rId15">
-        <w:r>
-          <w:rPr>
-            <w:lang w:val="pt_PT" w:bidi="pt_PT"/>
-          </w:rPr>
-          <w:rPr>
-            <w:color w:val="0000EE"/>
-            <w:u w:val="single"/>
-          </w:rPr>
-          <w:t>Os capítulos 1–3</w:t>
-        </w:r>
-      </w:hyperlink>
+      <w:r>
+        <w:rPr>
+          <w:lang w:val="pt_PT" w:bidi="pt_PT"/>
+        </w:rPr>
+        <w:t>Os capítulos 1–3</w:t>
+      </w:r>
       <w:r>
         <w:rPr>
           <w:lang w:val="pt_PT" w:bidi="pt_PT"/>
         </w:rPr>
         <w:t xml:space="preserve"> contam sobre o chamado e o comissionamento de Ezequiel como profeta. Sua visão de abertura fala da glória do Senhor, ameaçadoramente em movimento (</w:t>
       </w:r>
-      <w:hyperlink r:id="rId16">
-        <w:r>
-          <w:rPr>
-            <w:lang w:val="pt_PT" w:bidi="pt_PT"/>
-          </w:rPr>
-          <w:rPr>
-            <w:color w:val="0000EE"/>
-            <w:u w:val="single"/>
-          </w:rPr>
-          <w:t>1.4–28</w:t>
-        </w:r>
-      </w:hyperlink>
+      <w:r>
+        <w:rPr>
+          <w:lang w:val="pt_PT" w:bidi="pt_PT"/>
+        </w:rPr>
+        <w:t>1.4–28</w:t>
+      </w:r>
       <w:r>
         <w:rPr>
           <w:lang w:val="pt_PT" w:bidi="pt_PT"/>
         </w:rPr>
         <w:t>). Com imagens de movimento e julgamento, a visão retrata o Senhor como o guerreiro divino em sua carruagem celestial, vindo para julgar seu povo. Durante o chamado de Ezequiel (</w:t>
       </w:r>
-      <w:hyperlink r:id="rId17">
-        <w:r>
-          <w:rPr>
-            <w:lang w:val="pt_PT" w:bidi="pt_PT"/>
-          </w:rPr>
-          <w:rPr>
-            <w:color w:val="0000EE"/>
-            <w:u w:val="single"/>
-          </w:rPr>
-          <w:t>2.1–3.15</w:t>
-        </w:r>
-      </w:hyperlink>
+      <w:r>
+        <w:rPr>
+          <w:lang w:val="pt_PT" w:bidi="pt_PT"/>
+        </w:rPr>
+        <w:t>2.1–3.15</w:t>
+      </w:r>
       <w:r>
         <w:rPr>
           <w:lang w:val="pt_PT" w:bidi="pt_PT"/>
         </w:rPr>
         <w:t>), o Espírito lhe disse que o povo teimoso e rebelde de Judá não ouviria sua mensagem. No entanto, o Senhor queria que Ezequiel fosse igualmente teimoso em proferir fielmente sua mensagem. Como um vigia (</w:t>
       </w:r>
-      <w:hyperlink r:id="rId18">
-        <w:r>
-          <w:rPr>
-            <w:lang w:val="pt_PT" w:bidi="pt_PT"/>
-          </w:rPr>
-          <w:rPr>
-            <w:color w:val="0000EE"/>
-            <w:u w:val="single"/>
-          </w:rPr>
-          <w:t>3.16–27</w:t>
-        </w:r>
-      </w:hyperlink>
+      <w:r>
+        <w:rPr>
+          <w:lang w:val="pt_PT" w:bidi="pt_PT"/>
+        </w:rPr>
+        <w:t>3.16–27</w:t>
+      </w:r>
       <w:r>
         <w:rPr>
           <w:lang w:val="pt_PT" w:bidi="pt_PT"/>
@@ -455,54 +419,36 @@
         </w:rPr>
         <w:t xml:space="preserve">Nos </w:t>
       </w:r>
-      <w:hyperlink r:id="rId19">
-        <w:r>
-          <w:rPr>
-            <w:lang w:val="pt_PT" w:bidi="pt_PT"/>
-          </w:rPr>
-          <w:rPr>
-            <w:color w:val="0000EE"/>
-            <w:u w:val="single"/>
-          </w:rPr>
-          <w:t>capítulos 4–24</w:t>
-        </w:r>
-      </w:hyperlink>
+      <w:r>
+        <w:rPr>
+          <w:lang w:val="pt_PT" w:bidi="pt_PT"/>
+        </w:rPr>
+        <w:t>capítulos 4–24</w:t>
+      </w:r>
       <w:r>
         <w:rPr>
           <w:lang w:val="pt_PT" w:bidi="pt_PT"/>
         </w:rPr>
         <w:t xml:space="preserve">, Ezequiel profere uma litanina de condenação contra Judá e Jerusalém. O profeta realiza uma série de atos de sinais que descrevem o cerco e a destruição de Jerusalém. </w:t>
       </w:r>
-      <w:hyperlink r:id="rId20">
-        <w:r>
-          <w:rPr>
-            <w:lang w:val="pt_PT" w:bidi="pt_PT"/>
-          </w:rPr>
-          <w:rPr>
-            <w:color w:val="0000EE"/>
-            <w:u w:val="single"/>
-          </w:rPr>
-          <w:t>Os capítulos 8–11</w:t>
-        </w:r>
-      </w:hyperlink>
+      <w:r>
+        <w:rPr>
+          <w:lang w:val="pt_PT" w:bidi="pt_PT"/>
+        </w:rPr>
+        <w:t>Os capítulos 8–11</w:t>
+      </w:r>
       <w:r>
         <w:rPr>
           <w:lang w:val="pt_PT" w:bidi="pt_PT"/>
         </w:rPr>
         <w:t xml:space="preserve"> descrevem os pecados de Jerusalém em quatro cenas de crescente abominação que ilustram claramente a razão para a destruição que está por vir. A glória de Deus sai do santuário, e o Templo é completamente destruído. Os poemas, oráculos e visões ao longo desta seção estabelecem cumulativamente a inevitabilidade e justiça da destruição de Jerusalém, terminando com o anúncio do cerco de Nabucodonosor a Jerusalém e uma mensagem final da certeza do julgamento (</w:t>
       </w:r>
-      <w:hyperlink r:id="rId21">
-        <w:r>
-          <w:rPr>
-            <w:lang w:val="pt_PT" w:bidi="pt_PT"/>
-          </w:rPr>
-          <w:rPr>
-            <w:color w:val="0000EE"/>
-            <w:u w:val="single"/>
-          </w:rPr>
-          <w:t>capítulo 24</w:t>
-        </w:r>
-      </w:hyperlink>
+      <w:r>
+        <w:rPr>
+          <w:lang w:val="pt_PT" w:bidi="pt_PT"/>
+        </w:rPr>
+        <w:t>capítulo 24</w:t>
+      </w:r>
       <w:r>
         <w:rPr>
           <w:lang w:val="pt_PT" w:bidi="pt_PT"/>
@@ -523,36 +469,24 @@
         </w:rPr>
         <w:t>Ezequiel então se volta para a esperança, começando com sete mensagens (</w:t>
       </w:r>
-      <w:hyperlink r:id="rId22">
-        <w:r>
-          <w:rPr>
-            <w:lang w:val="pt_PT" w:bidi="pt_PT"/>
-          </w:rPr>
-          <w:rPr>
-            <w:color w:val="0000EE"/>
-            <w:u w:val="single"/>
-          </w:rPr>
-          <w:t>capítulos 25–32</w:t>
-        </w:r>
-      </w:hyperlink>
+      <w:r>
+        <w:rPr>
+          <w:lang w:val="pt_PT" w:bidi="pt_PT"/>
+        </w:rPr>
+        <w:t>capítulos 25–32</w:t>
+      </w:r>
       <w:r>
         <w:rPr>
           <w:lang w:val="pt_PT" w:bidi="pt_PT"/>
         </w:rPr>
         <w:t>) que acusam as nações vizinhas por terem ajudado os babilônios e por se deleitar com a queda de Jerusalém. Essas mensagens mostram que a promessa que Deus fez a Abraão permaneceu intacta: “Eu... amaldiçoarei aqueles que os amaldiçoam” (</w:t>
       </w:r>
-      <w:hyperlink r:id="rId23">
-        <w:r>
-          <w:rPr>
-            <w:lang w:val="pt_PT" w:bidi="pt_PT"/>
-          </w:rPr>
-          <w:rPr>
-            <w:color w:val="0000EE"/>
-            <w:u w:val="single"/>
-          </w:rPr>
-          <w:t>Gn 12.3</w:t>
-        </w:r>
-      </w:hyperlink>
+      <w:r>
+        <w:rPr>
+          <w:lang w:val="pt_PT" w:bidi="pt_PT"/>
+        </w:rPr>
+        <w:t>Gn 12.3</w:t>
+      </w:r>
       <w:r>
         <w:rPr>
           <w:lang w:val="pt_PT" w:bidi="pt_PT"/>
@@ -567,72 +501,48 @@
           <w:lang w:val="pt_PT" w:bidi="pt_PT"/>
         </w:rPr>
       </w:r>
-      <w:hyperlink r:id="rId24">
-        <w:r>
-          <w:rPr>
-            <w:lang w:val="pt_PT" w:bidi="pt_PT"/>
-          </w:rPr>
-          <w:rPr>
-            <w:color w:val="0000EE"/>
-            <w:u w:val="single"/>
-          </w:rPr>
-          <w:t>Os capítulos 33–48</w:t>
-        </w:r>
-      </w:hyperlink>
+      <w:r>
+        <w:rPr>
+          <w:lang w:val="pt_PT" w:bidi="pt_PT"/>
+        </w:rPr>
+        <w:t>Os capítulos 33–48</w:t>
+      </w:r>
       <w:r>
         <w:rPr>
           <w:lang w:val="pt_PT" w:bidi="pt_PT"/>
         </w:rPr>
         <w:t xml:space="preserve"> completam o movimento do julgamento para a esperança, começando com o momento decisivo em que os exilados finalmente ouvem as notícias da destruição de Jerusalém (</w:t>
       </w:r>
-      <w:hyperlink r:id="rId25">
-        <w:r>
-          <w:rPr>
-            <w:lang w:val="pt_PT" w:bidi="pt_PT"/>
-          </w:rPr>
-          <w:rPr>
-            <w:color w:val="0000EE"/>
-            <w:u w:val="single"/>
-          </w:rPr>
-          <w:t>33.21</w:t>
-        </w:r>
-      </w:hyperlink>
+      <w:r>
+        <w:rPr>
+          <w:lang w:val="pt_PT" w:bidi="pt_PT"/>
+        </w:rPr>
+        <w:t>33.21</w:t>
+      </w:r>
       <w:r>
         <w:rPr>
           <w:lang w:val="pt_PT" w:bidi="pt_PT"/>
         </w:rPr>
         <w:t>). Neste ponto, o Senhor novamente comissiona o profeta Ezequiel a ministrar como um vigia, proclamando julgamento sobre aqueles que se negam a se arrepender e prometendo vida para aqueles que o fazem. As mensagens de esperança prometem um novo pastor com uma aliança e uma terra renovadas, onde as pessoas habitarão juntas em unidade (</w:t>
       </w:r>
-      <w:hyperlink r:id="rId26">
-        <w:r>
-          <w:rPr>
-            <w:lang w:val="pt_PT" w:bidi="pt_PT"/>
-          </w:rPr>
-          <w:rPr>
-            <w:color w:val="0000EE"/>
-            <w:u w:val="single"/>
-          </w:rPr>
-          <w:t>capítulos 34–37</w:t>
-        </w:r>
-      </w:hyperlink>
+      <w:r>
+        <w:rPr>
+          <w:lang w:val="pt_PT" w:bidi="pt_PT"/>
+        </w:rPr>
+        <w:t>capítulos 34–37</w:t>
+      </w:r>
       <w:r>
         <w:rPr>
           <w:lang w:val="pt_PT" w:bidi="pt_PT"/>
         </w:rPr>
         <w:t>). As nuvens negras da guerra ameaçam esta imagem de bênção (</w:t>
       </w:r>
-      <w:hyperlink r:id="rId27">
-        <w:r>
-          <w:rPr>
-            <w:lang w:val="pt_PT" w:bidi="pt_PT"/>
-          </w:rPr>
-          <w:rPr>
-            <w:color w:val="0000EE"/>
-            <w:u w:val="single"/>
-          </w:rPr>
-          <w:t>capítulos 38–39</w:t>
-        </w:r>
-      </w:hyperlink>
+      <w:r>
+        <w:rPr>
+          <w:lang w:val="pt_PT" w:bidi="pt_PT"/>
+        </w:rPr>
+        <w:t>capítulos 38–39</w:t>
+      </w:r>
       <w:r>
         <w:rPr>
           <w:lang w:val="pt_PT" w:bidi="pt_PT"/>
@@ -653,18 +563,12 @@
         </w:rPr>
         <w:t>Depois que Deus derrota Gogue e seus aliados, ele pode revelar o Templo final e a terra redirecionada (</w:t>
       </w:r>
-      <w:hyperlink r:id="rId28">
-        <w:r>
-          <w:rPr>
-            <w:lang w:val="pt_PT" w:bidi="pt_PT"/>
-          </w:rPr>
-          <w:rPr>
-            <w:color w:val="0000EE"/>
-            <w:u w:val="single"/>
-          </w:rPr>
-          <w:t>capítulos 40–48</w:t>
-        </w:r>
-      </w:hyperlink>
+      <w:r>
+        <w:rPr>
+          <w:lang w:val="pt_PT" w:bidi="pt_PT"/>
+        </w:rPr>
+        <w:t>capítulos 40–48</w:t>
+      </w:r>
       <w:r>
         <w:rPr>
           <w:lang w:val="pt_PT" w:bidi="pt_PT"/>
@@ -696,18 +600,12 @@
         </w:rPr>
         <w:t>Nos versos de abertura do livro, o profeta Ezequiel afirma que ele é o autor (</w:t>
       </w:r>
-      <w:hyperlink r:id="rId29">
-        <w:r>
-          <w:rPr>
-            <w:lang w:val="pt_PT" w:bidi="pt_PT"/>
-          </w:rPr>
-          <w:rPr>
-            <w:color w:val="0000EE"/>
-            <w:u w:val="single"/>
-          </w:rPr>
-          <w:t>1.3</w:t>
-        </w:r>
-      </w:hyperlink>
+      <w:r>
+        <w:rPr>
+          <w:lang w:val="pt_PT" w:bidi="pt_PT"/>
+        </w:rPr>
+        <w:t>1.3</w:t>
+      </w:r>
       <w:r>
         <w:rPr>
           <w:lang w:val="pt_PT" w:bidi="pt_PT"/>
@@ -767,18 +665,12 @@
         </w:rPr>
         <w:t>Após a destruição de Jerusalém, o povo de Deus estava em grave perigo de desilusão e desespero. Eles se sentiram espiritualmente mortos, abandonados por Deus e separados de sua presença. Eles disseram: “Os nossos pecados e maldades são um peso sobre nós. Estamos nos acabando! Como podemos sobreviver?” (</w:t>
       </w:r>
-      <w:hyperlink r:id="rId30">
-        <w:r>
-          <w:rPr>
-            <w:lang w:val="pt_PT" w:bidi="pt_PT"/>
-          </w:rPr>
-          <w:rPr>
-            <w:color w:val="0000EE"/>
-            <w:u w:val="single"/>
-          </w:rPr>
-          <w:t>33.10</w:t>
-        </w:r>
-      </w:hyperlink>
+      <w:r>
+        <w:rPr>
+          <w:lang w:val="pt_PT" w:bidi="pt_PT"/>
+        </w:rPr>
+        <w:t>33.10</w:t>
+      </w:r>
       <w:r>
         <w:rPr>
           <w:lang w:val="pt_PT" w:bidi="pt_PT"/>
@@ -799,72 +691,48 @@
         </w:rPr>
         <w:t>Para essas pessoas desiludidas, o profeta proferiu uma mensagem da soberania e glória de Deus, descrevendo Deus como majestoso, transcendente e poderoso. Os deuses babilônicos certamente não haviam derrotado o Senhor; em vez disso, Deus havia abandonado voluntariamente sua terra e lugar de habitação por causa do pecado de seu povo. Embora ele tenha deixado a cidade contaminada de Jerusalém, este Deus glorioso não abandonou seu povo. Em vez disso, ele foi para o remanescente de seu povo no exílio (</w:t>
       </w:r>
-      <w:hyperlink r:id="rId31">
-        <w:r>
-          <w:rPr>
-            <w:lang w:val="pt_PT" w:bidi="pt_PT"/>
-          </w:rPr>
-          <w:rPr>
-            <w:color w:val="0000EE"/>
-            <w:u w:val="single"/>
-          </w:rPr>
-          <w:t>11.16</w:t>
-        </w:r>
-      </w:hyperlink>
+      <w:r>
+        <w:rPr>
+          <w:lang w:val="pt_PT" w:bidi="pt_PT"/>
+        </w:rPr>
+        <w:t>11.16</w:t>
+      </w:r>
       <w:r>
         <w:rPr>
           <w:lang w:val="pt_PT" w:bidi="pt_PT"/>
         </w:rPr>
         <w:t>), onde o próprio Ezequiel viu pela primeira vez a glória do Senhor (</w:t>
       </w:r>
-      <w:hyperlink r:id="rId32">
-        <w:r>
-          <w:rPr>
-            <w:lang w:val="pt_PT" w:bidi="pt_PT"/>
-          </w:rPr>
-          <w:rPr>
-            <w:color w:val="0000EE"/>
-            <w:u w:val="single"/>
-          </w:rPr>
-          <w:t>1.1</w:t>
-        </w:r>
-      </w:hyperlink>
+      <w:r>
+        <w:rPr>
+          <w:lang w:val="pt_PT" w:bidi="pt_PT"/>
+        </w:rPr>
+        <w:t>1.1</w:t>
+      </w:r>
       <w:r>
         <w:rPr>
           <w:lang w:val="pt_PT" w:bidi="pt_PT"/>
         </w:rPr>
         <w:t>). Deus ainda estava controlando todas as coisas, até mesmo as tentativas do rei babilônico Nabucodonosor de consultar seus próprios deuses através da adivinhação (</w:t>
       </w:r>
-      <w:hyperlink r:id="rId33">
-        <w:r>
-          <w:rPr>
-            <w:lang w:val="pt_PT" w:bidi="pt_PT"/>
-          </w:rPr>
-          <w:rPr>
-            <w:color w:val="0000EE"/>
-            <w:u w:val="single"/>
-          </w:rPr>
-          <w:t>21.21–23</w:t>
-        </w:r>
-      </w:hyperlink>
+      <w:r>
+        <w:rPr>
+          <w:lang w:val="pt_PT" w:bidi="pt_PT"/>
+        </w:rPr>
+        <w:t>21.21–23</w:t>
+      </w:r>
       <w:r>
         <w:rPr>
           <w:lang w:val="pt_PT" w:bidi="pt_PT"/>
         </w:rPr>
         <w:t xml:space="preserve">; cp. </w:t>
       </w:r>
-      <w:hyperlink r:id="rId34">
-        <w:r>
-          <w:rPr>
-            <w:lang w:val="pt_PT" w:bidi="pt_PT"/>
-          </w:rPr>
-          <w:rPr>
-            <w:color w:val="0000EE"/>
-            <w:u w:val="single"/>
-          </w:rPr>
-          <w:t>Dn 2–4</w:t>
-        </w:r>
-      </w:hyperlink>
+      <w:r>
+        <w:rPr>
+          <w:lang w:val="pt_PT" w:bidi="pt_PT"/>
+        </w:rPr>
+        <w:t>Dn 2–4</w:t>
+      </w:r>
       <w:r>
         <w:rPr>
           <w:lang w:val="pt_PT" w:bidi="pt_PT"/>
@@ -885,36 +753,24 @@
         </w:rPr>
         <w:t>A destruição de Jerusalém não marcou o fim da história para o povo de Deus. Deus havia prometido abençoar os descendentes de Abraão, tornando-os em uma nação poderosa e abençoando todas as nações através deles. Os oráculos contra as nações que cercavam Judá (</w:t>
       </w:r>
-      <w:hyperlink r:id="rId22">
-        <w:r>
-          <w:rPr>
-            <w:lang w:val="pt_PT" w:bidi="pt_PT"/>
-          </w:rPr>
-          <w:rPr>
-            <w:color w:val="0000EE"/>
-            <w:u w:val="single"/>
-          </w:rPr>
-          <w:t>Ez 25–32</w:t>
-        </w:r>
-      </w:hyperlink>
+      <w:r>
+        <w:rPr>
+          <w:lang w:val="pt_PT" w:bidi="pt_PT"/>
+        </w:rPr>
+        <w:t>Ez 25–32</w:t>
+      </w:r>
       <w:r>
         <w:rPr>
           <w:lang w:val="pt_PT" w:bidi="pt_PT"/>
         </w:rPr>
         <w:t>) demonstraram que Deus não havia esquecido sua antiga promessa de que aqueles que se alegraram com a queda de Israel seriam severamente julgados. Deus não abandonaria seu povo para sempre. Um dia, ele voltaria para ser seu pastor (</w:t>
       </w:r>
-      <w:hyperlink r:id="rId35">
-        <w:r>
-          <w:rPr>
-            <w:lang w:val="pt_PT" w:bidi="pt_PT"/>
-          </w:rPr>
-          <w:rPr>
-            <w:color w:val="0000EE"/>
-            <w:u w:val="single"/>
-          </w:rPr>
-          <w:t>34.11</w:t>
-        </w:r>
-      </w:hyperlink>
+      <w:r>
+        <w:rPr>
+          <w:lang w:val="pt_PT" w:bidi="pt_PT"/>
+        </w:rPr>
+        <w:t>34.11</w:t>
+      </w:r>
       <w:r>
         <w:rPr>
           <w:lang w:val="pt_PT" w:bidi="pt_PT"/>
@@ -935,180 +791,120 @@
         </w:rPr>
         <w:t>Ezequiel aponta para uma esperança maior realizada em Jesus Cristo. Através de Cristo, a glória de Deus habita plenamente em nosso meio como luz nas trevas de nosso exílio (</w:t>
       </w:r>
-      <w:hyperlink r:id="rId31">
-        <w:r>
-          <w:rPr>
-            <w:lang w:val="pt_PT" w:bidi="pt_PT"/>
-          </w:rPr>
-          <w:rPr>
-            <w:color w:val="0000EE"/>
-            <w:u w:val="single"/>
-          </w:rPr>
-          <w:t>11.16</w:t>
-        </w:r>
-      </w:hyperlink>
+      <w:r>
+        <w:rPr>
+          <w:lang w:val="pt_PT" w:bidi="pt_PT"/>
+        </w:rPr>
+        <w:t>11.16</w:t>
+      </w:r>
       <w:r>
         <w:rPr>
           <w:lang w:val="pt_PT" w:bidi="pt_PT"/>
         </w:rPr>
         <w:t xml:space="preserve">; </w:t>
       </w:r>
-      <w:hyperlink r:id="rId36">
-        <w:r>
-          <w:rPr>
-            <w:lang w:val="pt_PT" w:bidi="pt_PT"/>
-          </w:rPr>
-          <w:rPr>
-            <w:color w:val="0000EE"/>
-            <w:u w:val="single"/>
-          </w:rPr>
-          <w:t>43.1–5</w:t>
-        </w:r>
-      </w:hyperlink>
+      <w:r>
+        <w:rPr>
+          <w:lang w:val="pt_PT" w:bidi="pt_PT"/>
+        </w:rPr>
+        <w:t>43.1–5</w:t>
+      </w:r>
       <w:r>
         <w:rPr>
           <w:lang w:val="pt_PT" w:bidi="pt_PT"/>
         </w:rPr>
         <w:t xml:space="preserve">; </w:t>
       </w:r>
-      <w:hyperlink r:id="rId37">
-        <w:r>
-          <w:rPr>
-            <w:lang w:val="pt_PT" w:bidi="pt_PT"/>
-          </w:rPr>
-          <w:rPr>
-            <w:color w:val="0000EE"/>
-            <w:u w:val="single"/>
-          </w:rPr>
-          <w:t>João 1.14</w:t>
-        </w:r>
-      </w:hyperlink>
+      <w:r>
+        <w:rPr>
+          <w:lang w:val="pt_PT" w:bidi="pt_PT"/>
+        </w:rPr>
+        <w:t>João 1.14</w:t>
+      </w:r>
       <w:r>
         <w:rPr>
           <w:lang w:val="pt_PT" w:bidi="pt_PT"/>
         </w:rPr>
         <w:t>). O Bom Pastor restaura a justiça para suas ovelhas (</w:t>
       </w:r>
-      <w:hyperlink r:id="rId38">
-        <w:r>
-          <w:rPr>
-            <w:lang w:val="pt_PT" w:bidi="pt_PT"/>
-          </w:rPr>
-          <w:rPr>
-            <w:color w:val="0000EE"/>
-            <w:u w:val="single"/>
-          </w:rPr>
-          <w:t>Ez 34.1–24</w:t>
-        </w:r>
-      </w:hyperlink>
+      <w:r>
+        <w:rPr>
+          <w:lang w:val="pt_PT" w:bidi="pt_PT"/>
+        </w:rPr>
+        <w:t>Ez 34.1–24</w:t>
+      </w:r>
       <w:r>
         <w:rPr>
           <w:lang w:val="pt_PT" w:bidi="pt_PT"/>
         </w:rPr>
         <w:t xml:space="preserve">; </w:t>
       </w:r>
-      <w:hyperlink r:id="rId39">
-        <w:r>
-          <w:rPr>
-            <w:lang w:val="pt_PT" w:bidi="pt_PT"/>
-          </w:rPr>
-          <w:rPr>
-            <w:color w:val="0000EE"/>
-            <w:u w:val="single"/>
-          </w:rPr>
-          <w:t>João 10.11</w:t>
-        </w:r>
-      </w:hyperlink>
+      <w:r>
+        <w:rPr>
+          <w:lang w:val="pt_PT" w:bidi="pt_PT"/>
+        </w:rPr>
+        <w:t>João 10.11</w:t>
+      </w:r>
       <w:r>
         <w:rPr>
           <w:lang w:val="pt_PT" w:bidi="pt_PT"/>
         </w:rPr>
         <w:t>). Ele nos enche de seu Espírito e nos faz novas criaturas nele (</w:t>
       </w:r>
-      <w:hyperlink r:id="rId40">
-        <w:r>
-          <w:rPr>
-            <w:lang w:val="pt_PT" w:bidi="pt_PT"/>
-          </w:rPr>
-          <w:rPr>
-            <w:color w:val="0000EE"/>
-            <w:u w:val="single"/>
-          </w:rPr>
-          <w:t>Ez 36.26–28</w:t>
-        </w:r>
-      </w:hyperlink>
+      <w:r>
+        <w:rPr>
+          <w:lang w:val="pt_PT" w:bidi="pt_PT"/>
+        </w:rPr>
+        <w:t>Ez 36.26–28</w:t>
+      </w:r>
       <w:r>
         <w:rPr>
           <w:lang w:val="pt_PT" w:bidi="pt_PT"/>
         </w:rPr>
         <w:t xml:space="preserve">; </w:t>
       </w:r>
-      <w:hyperlink r:id="rId41">
-        <w:r>
-          <w:rPr>
-            <w:lang w:val="pt_PT" w:bidi="pt_PT"/>
-          </w:rPr>
-          <w:rPr>
-            <w:color w:val="0000EE"/>
-            <w:u w:val="single"/>
-          </w:rPr>
-          <w:t>37.1–14</w:t>
-        </w:r>
-      </w:hyperlink>
+      <w:r>
+        <w:rPr>
+          <w:lang w:val="pt_PT" w:bidi="pt_PT"/>
+        </w:rPr>
+        <w:t>37.1–14</w:t>
+      </w:r>
       <w:r>
         <w:rPr>
           <w:lang w:val="pt_PT" w:bidi="pt_PT"/>
         </w:rPr>
         <w:t xml:space="preserve">; </w:t>
       </w:r>
-      <w:hyperlink r:id="rId42">
-        <w:r>
-          <w:rPr>
-            <w:lang w:val="pt_PT" w:bidi="pt_PT"/>
-          </w:rPr>
-          <w:rPr>
-            <w:color w:val="0000EE"/>
-            <w:u w:val="single"/>
-          </w:rPr>
-          <w:t>2Co 5.17</w:t>
-        </w:r>
-      </w:hyperlink>
+      <w:r>
+        <w:rPr>
+          <w:lang w:val="pt_PT" w:bidi="pt_PT"/>
+        </w:rPr>
+        <w:t>2Co 5.17</w:t>
+      </w:r>
       <w:r>
         <w:rPr>
           <w:lang w:val="pt_PT" w:bidi="pt_PT"/>
         </w:rPr>
         <w:t>). Aqueles que se aliaram a Cristo têm acesso ainda maior à presença de Deus do que as visões de Ezequiel antecipavam. Eles são capazes de se achegar ao trono da graça livremente e beber da água vivificante que flui do trono (</w:t>
       </w:r>
-      <w:hyperlink r:id="rId43">
-        <w:r>
-          <w:rPr>
-            <w:lang w:val="pt_PT" w:bidi="pt_PT"/>
-          </w:rPr>
-          <w:rPr>
-            <w:color w:val="0000EE"/>
-            <w:u w:val="single"/>
-          </w:rPr>
-          <w:t>Ez 47.1–11</w:t>
-        </w:r>
-      </w:hyperlink>
+      <w:r>
+        <w:rPr>
+          <w:lang w:val="pt_PT" w:bidi="pt_PT"/>
+        </w:rPr>
+        <w:t>Ez 47.1–11</w:t>
+      </w:r>
       <w:r>
         <w:rPr>
           <w:lang w:val="pt_PT" w:bidi="pt_PT"/>
         </w:rPr>
         <w:t xml:space="preserve">; </w:t>
       </w:r>
-      <w:hyperlink r:id="rId44">
-        <w:r>
-          <w:rPr>
-            <w:lang w:val="pt_PT" w:bidi="pt_PT"/>
-          </w:rPr>
-          <w:rPr>
-            <w:color w:val="0000EE"/>
-            <w:u w:val="single"/>
-          </w:rPr>
-          <w:t>Ap 22.1–5</w:t>
-        </w:r>
-      </w:hyperlink>
+      <w:r>
+        <w:rPr>
+          <w:lang w:val="pt_PT" w:bidi="pt_PT"/>
+        </w:rPr>
+        <w:t>Ap 22.1–5</w:t>
+      </w:r>
       <w:r>
         <w:rPr>
           <w:lang w:val="pt_PT" w:bidi="pt_PT"/>
